--- a/Docs/Bootloader Release Notes.docx
+++ b/Docs/Bootloader Release Notes.docx
@@ -66,7 +66,7 @@
         <w:t xml:space="preserve">GitHub commit </w:t>
       </w:r>
       <w:r>
-        <w:t>TBD</w:t>
+        <w:t>ffa2c6768b5443dc53336be068fd27941fef7f96</w:t>
       </w:r>
     </w:p>
     <w:p>
